--- a/code/tables/table5b_period_tests.docx
+++ b/code/tables/table5b_period_tests.docx
@@ -208,7 +208,7 @@
                 <w:rFonts w:ascii="Calibri" w:hAnsi="Calibri"/>
                 <w:sz w:val="20"/>
               </w:rPr>
-              <w:t xml:space="default">-8.19</w:t>
+              <w:t xml:space="default">-9.70</w:t>
             </w:r>
           </w:p>
         </w:tc>
@@ -232,7 +232,7 @@
                 <w:rFonts w:ascii="Calibri" w:hAnsi="Calibri"/>
                 <w:sz w:val="20"/>
               </w:rPr>
-              <w:t xml:space="default">37.96</w:t>
+              <w:t xml:space="default">72.46</w:t>
             </w:r>
           </w:p>
         </w:tc>
